--- a/docs/user-guide.docx
+++ b/docs/user-guide.docx
@@ -1542,49 +1542,9 @@
         <w:t>When reporting an issue, include the program used, customer/product/version names, time, exact error text, and whether Save As opened or a ZIP was saved. Do not include the password. A screenshot can help if it shows the status message without exposing credentials.</w:t>
       </w:r>
     </w:p>
-    <w:p>
-      <w:pPr>
-        <w:pStyle w:val="Heading1"/>
-      </w:pPr>
-      <w:r>
-        <w:t>Reference and support</w:t>
-      </w:r>
-    </w:p>
-    <w:p>
-      <w:r>
-        <w:t>The configured server is https://tytan.poznan.pl/SQLupdate/. The administrator owns hosting credentials, cloud folder/package contents, and correct installed-version information. The updater provides comparison and downloading; Tytan supplies the installation procedure.</w:t>
-      </w:r>
-    </w:p>
-    <w:p>
-      <w:r>
-        <w:t xml:space="preserve">Technical details and source excerpts are in </w:t>
-      </w:r>
-      <w:hyperlink r:id="rId9">
-        <w:r>
-          <w:rPr>
-            <w:rStyle w:val="Hyperlink"/>
-          </w:rPr>
-          <w:t>Technical guide</w:t>
-        </w:r>
-      </w:hyperlink>
-      <w:r>
-        <w:t xml:space="preserve">. Hosting setup is in </w:t>
-      </w:r>
-      <w:hyperlink r:id="rId10">
-        <w:r>
-          <w:rPr>
-            <w:rStyle w:val="Hyperlink"/>
-          </w:rPr>
-          <w:t>Server guide</w:t>
-        </w:r>
-      </w:hyperlink>
-      <w:r>
-        <w:t>. Documentation is provided separately from the preserved original executable ZIP.</w:t>
-      </w:r>
-    </w:p>
     <w:sectPr>
-      <w:headerReference w:type="default" r:id="rId11"/>
-      <w:footerReference w:type="default" r:id="rId12"/>
+      <w:headerReference w:type="default" r:id="rId9"/>
+      <w:footerReference w:type="default" r:id="rId10"/>
       <w:pgSz w:w="11906" w:h="16838"/>
       <w:pgMar w:top="1134" w:right="1020" w:bottom="1134" w:left="1020" w:header="720" w:footer="720" w:gutter="0"/>
       <w:cols w:space="720"/>

--- a/docs/user-guide.docx
+++ b/docs/user-guide.docx
@@ -17,7 +17,7 @@
     </w:p>
     <w:p>
       <w:r>
-        <w:t>This guide is for the retained first Windows package: TytanUpdater-win-x64-20261009-094714-e05a10. It covers the desktop window and the console executable. The desktop has Open installation file and Load example buttons. It does not automatically load a customer's remembered configuration.</w:t>
+        <w:t>This guide covers the retained first Windows application's behavior, available in the original win-x64 package and the additional win-x86 (32-bit) package. It covers the desktop window and the console executable. The desktop has Open installation file and Load example buttons. It does not automatically load a customer's remembered configuration.</w:t>
       </w:r>
     </w:p>
     <w:p>
@@ -179,7 +179,7 @@
     </w:p>
     <w:p>
       <w:r>
-        <w:t>You need a Windows 64-bit computer for the retained win-x64 package, an internet connection to the update server, the server credentials, and the actual customer/product/version information supplied by your administrator. Choose a download folder you can write to.</w:t>
+        <w:t>Choose win-x86 for 32-bit Windows or win-x64 for 64-bit Intel/AMD Windows. The original TytanUpdater-win-x64-20261009-094714-e05a10 package requires 64-bit Windows; use the new win-x86 package on a 32-bit computer. Each package includes its matching .NET runtime. You also need an internet connection to the update server, server credentials, and actual customer/product/version information supplied by your administrator. Choose a download folder you can write to.</w:t>
       </w:r>
     </w:p>
     <w:p>
